--- a/SISTEMA DE GESTIÓN PARA ACADEMIAS DE FUTBOL.docx
+++ b/SISTEMA DE GESTIÓN PARA ACADEMIAS DE FUTBOL.docx
@@ -4195,7 +4195,7 @@
           </w:tcPr>
           <w:p>
             <w:r>
-              <w:t>Computadora Local / Intranet</w:t>
+              <w:t>Plataforma Web en la Nube (SaaS) / Acceso 24/7</w:t>
             </w:r>
           </w:p>
         </w:tc>
